--- a/Lab_1/Combined_Labs_1_and_2_Report.docx
+++ b/Lab_1/Combined_Labs_1_and_2_Report.docx
@@ -26,12 +26,12 @@
           <wp:inline distB="0" distT="0" distL="0" distR="0">
             <wp:extent cx="1292863" cy="704364"/>
             <wp:effectExtent b="0" l="0" r="0" t="0"/>
-            <wp:docPr id="17" name="image18.png"/>
+            <wp:docPr id="1" name="image1.png"/>
             <a:graphic>
               <a:graphicData uri="http://schemas.openxmlformats.org/drawingml/2006/picture">
                 <pic:pic>
                   <pic:nvPicPr>
-                    <pic:cNvPr id="0" name="image18.png"/>
+                    <pic:cNvPr id="0" name="image1.png"/>
                     <pic:cNvPicPr preferRelativeResize="0"/>
                   </pic:nvPicPr>
                   <pic:blipFill>
@@ -546,18 +546,7 @@
           <w:szCs w:val="28"/>
           <w:rtl w:val="0"/>
         </w:rPr>
-        <w:t xml:space="preserve">Chisinau</w:t>
-      </w:r>
-      <w:r>
-        <w:rPr>
-          <w:rFonts w:ascii="Times New Roman" w:cs="Times New Roman" w:eastAsia="Times New Roman" w:hAnsi="Times New Roman"/>
-          <w:b w:val="1"/>
-          <w:bCs w:val="1"/>
-          <w:sz w:val="28"/>
-          <w:szCs w:val="28"/>
-          <w:rtl w:val="0"/>
-        </w:rPr>
-        <w:t xml:space="preserve"> – 2026</w:t>
+        <w:t xml:space="preserve">Chisinau – 2026</w:t>
       </w:r>
       <w:r>
         <w:br w:type="page"/>
@@ -570,7 +559,7 @@
     </w:p>
     <w:sdt>
       <w:sdtPr>
-        <w:id w:val="-996857557"/>
+        <w:id w:val="-362485123"/>
         <w:docPartObj>
           <w:docPartGallery w:val="Table of Contents"/>
           <w:docPartUnique w:val="1"/>
@@ -581,7 +570,7 @@
           <w:pPr>
             <w:widowControl w:val="0"/>
             <w:tabs>
-              <w:tab w:val="right" w:leader="dot" w:pos="9025.511811023624"/>
+              <w:tab w:val="right" w:leader="none" w:pos="9025.511811023624"/>
             </w:tabs>
             <w:spacing w:before="60" w:lineRule="auto"/>
             <w:rPr>
@@ -595,22 +584,15 @@
             <w:instrText xml:space="preserve"> TOC \h \u \z \t "Heading 1,1,Heading 2,2,Heading 3,3,Heading 4,4,Heading 5,5,Heading 6,6,"</w:instrText>
             <w:fldChar w:fldCharType="separate"/>
           </w:r>
-          <w:hyperlink w:anchor="">
-            <w:r>
-              <w:rPr>
-                <w:sz w:val="30"/>
-                <w:szCs w:val="30"/>
-                <w:u w:val="none"/>
-                <w:rtl w:val="0"/>
-              </w:rPr>
-              <w:t xml:space="preserve">Part 1. Files and directories (file management)</w:t>
-              <w:tab/>
-            </w:r>
-          </w:hyperlink>
           <w:r>
-            <w:fldChar w:fldCharType="begin"/>
-            <w:instrText xml:space="preserve"> PAGEREF  \h </w:instrText>
-            <w:fldChar w:fldCharType="separate"/>
+            <w:rPr>
+              <w:sz w:val="30"/>
+              <w:szCs w:val="30"/>
+              <w:u w:val="none"/>
+              <w:rtl w:val="0"/>
+            </w:rPr>
+            <w:t xml:space="preserve">Part 1. Files and directories (file management)</w:t>
+            <w:tab/>
           </w:r>
           <w:r>
             <w:rPr>
@@ -619,9 +601,6 @@
               <w:rtl w:val="0"/>
             </w:rPr>
             <w:t xml:space="preserve">3</w:t>
-          </w:r>
-          <w:r>
-            <w:fldChar w:fldCharType="end"/>
           </w:r>
           <w:r>
             <w:rPr>
@@ -633,7 +612,7 @@
           <w:pPr>
             <w:widowControl w:val="0"/>
             <w:tabs>
-              <w:tab w:val="right" w:leader="dot" w:pos="9025.511811023624"/>
+              <w:tab w:val="right" w:leader="none" w:pos="9025.511811023624"/>
             </w:tabs>
             <w:spacing w:before="60" w:lineRule="auto"/>
             <w:rPr>
@@ -642,22 +621,15 @@
               <w:u w:val="none"/>
             </w:rPr>
           </w:pPr>
-          <w:hyperlink w:anchor="">
-            <w:r>
-              <w:rPr>
-                <w:sz w:val="30"/>
-                <w:szCs w:val="30"/>
-                <w:u w:val="none"/>
-                <w:rtl w:val="0"/>
-              </w:rPr>
-              <w:t xml:space="preserve">Part 2. Processes (process management)</w:t>
-              <w:tab/>
-            </w:r>
-          </w:hyperlink>
           <w:r>
-            <w:fldChar w:fldCharType="begin"/>
-            <w:instrText xml:space="preserve"> PAGEREF  \h </w:instrText>
-            <w:fldChar w:fldCharType="separate"/>
+            <w:rPr>
+              <w:sz w:val="30"/>
+              <w:szCs w:val="30"/>
+              <w:u w:val="none"/>
+              <w:rtl w:val="0"/>
+            </w:rPr>
+            <w:t xml:space="preserve">Part 2. Processes (process management)</w:t>
+            <w:tab/>
           </w:r>
           <w:r>
             <w:rPr>
@@ -666,9 +638,6 @@
               <w:rtl w:val="0"/>
             </w:rPr>
             <w:t xml:space="preserve">5</w:t>
-          </w:r>
-          <w:r>
-            <w:fldChar w:fldCharType="end"/>
           </w:r>
           <w:r>
             <w:rPr>
@@ -680,7 +649,7 @@
           <w:pPr>
             <w:widowControl w:val="0"/>
             <w:tabs>
-              <w:tab w:val="right" w:leader="dot" w:pos="9025.511811023624"/>
+              <w:tab w:val="right" w:leader="none" w:pos="9025.511811023624"/>
             </w:tabs>
             <w:spacing w:before="60" w:lineRule="auto"/>
             <w:rPr>
@@ -689,22 +658,15 @@
               <w:u w:val="none"/>
             </w:rPr>
           </w:pPr>
-          <w:hyperlink w:anchor="">
-            <w:r>
-              <w:rPr>
-                <w:sz w:val="30"/>
-                <w:szCs w:val="30"/>
-                <w:u w:val="none"/>
-                <w:rtl w:val="0"/>
-              </w:rPr>
-              <w:t xml:space="preserve">Part 3. Memory (memory management)</w:t>
-              <w:tab/>
-            </w:r>
-          </w:hyperlink>
           <w:r>
-            <w:fldChar w:fldCharType="begin"/>
-            <w:instrText xml:space="preserve"> PAGEREF  \h </w:instrText>
-            <w:fldChar w:fldCharType="separate"/>
+            <w:rPr>
+              <w:sz w:val="30"/>
+              <w:szCs w:val="30"/>
+              <w:u w:val="none"/>
+              <w:rtl w:val="0"/>
+            </w:rPr>
+            <w:t xml:space="preserve">Part 3. Memory (memory management)</w:t>
+            <w:tab/>
           </w:r>
           <w:r>
             <w:rPr>
@@ -713,9 +675,6 @@
               <w:rtl w:val="0"/>
             </w:rPr>
             <w:t xml:space="preserve">7</w:t>
-          </w:r>
-          <w:r>
-            <w:fldChar w:fldCharType="end"/>
           </w:r>
           <w:r>
             <w:rPr>
@@ -727,7 +686,7 @@
           <w:pPr>
             <w:widowControl w:val="0"/>
             <w:tabs>
-              <w:tab w:val="right" w:leader="dot" w:pos="9025.511811023624"/>
+              <w:tab w:val="right" w:leader="none" w:pos="9025.511811023624"/>
             </w:tabs>
             <w:spacing w:before="60" w:lineRule="auto"/>
             <w:rPr>
@@ -736,22 +695,15 @@
               <w:u w:val="none"/>
             </w:rPr>
           </w:pPr>
-          <w:hyperlink w:anchor="">
-            <w:r>
-              <w:rPr>
-                <w:sz w:val="30"/>
-                <w:szCs w:val="30"/>
-                <w:u w:val="none"/>
-                <w:rtl w:val="0"/>
-              </w:rPr>
-              <w:t xml:space="preserve">Part 4. Devices and storage (I/O management)</w:t>
-              <w:tab/>
-            </w:r>
-          </w:hyperlink>
           <w:r>
-            <w:fldChar w:fldCharType="begin"/>
-            <w:instrText xml:space="preserve"> PAGEREF  \h </w:instrText>
-            <w:fldChar w:fldCharType="separate"/>
+            <w:rPr>
+              <w:sz w:val="30"/>
+              <w:szCs w:val="30"/>
+              <w:u w:val="none"/>
+              <w:rtl w:val="0"/>
+            </w:rPr>
+            <w:t xml:space="preserve">Part 4. Devices and storage (I/O management)</w:t>
+            <w:tab/>
           </w:r>
           <w:r>
             <w:rPr>
@@ -760,9 +712,6 @@
               <w:rtl w:val="0"/>
             </w:rPr>
             <w:t xml:space="preserve">8</w:t>
-          </w:r>
-          <w:r>
-            <w:fldChar w:fldCharType="end"/>
           </w:r>
           <w:r>
             <w:rPr>
@@ -774,7 +723,7 @@
           <w:pPr>
             <w:widowControl w:val="0"/>
             <w:tabs>
-              <w:tab w:val="right" w:leader="dot" w:pos="9025.511811023624"/>
+              <w:tab w:val="right" w:leader="none" w:pos="9025.511811023624"/>
             </w:tabs>
             <w:spacing w:before="60" w:lineRule="auto"/>
             <w:rPr>
@@ -783,22 +732,15 @@
               <w:u w:val="none"/>
             </w:rPr>
           </w:pPr>
-          <w:hyperlink w:anchor="">
-            <w:r>
-              <w:rPr>
-                <w:sz w:val="30"/>
-                <w:szCs w:val="30"/>
-                <w:u w:val="none"/>
-                <w:rtl w:val="0"/>
-              </w:rPr>
-              <w:t xml:space="preserve">Bonus: system calls with strace</w:t>
-              <w:tab/>
-            </w:r>
-          </w:hyperlink>
           <w:r>
-            <w:fldChar w:fldCharType="begin"/>
-            <w:instrText xml:space="preserve"> PAGEREF  \h </w:instrText>
-            <w:fldChar w:fldCharType="separate"/>
+            <w:rPr>
+              <w:sz w:val="30"/>
+              <w:szCs w:val="30"/>
+              <w:u w:val="none"/>
+              <w:rtl w:val="0"/>
+            </w:rPr>
+            <w:t xml:space="preserve">Bonus: system calls with strace</w:t>
+            <w:tab/>
           </w:r>
           <w:r>
             <w:rPr>
@@ -807,9 +749,6 @@
               <w:rtl w:val="0"/>
             </w:rPr>
             <w:t xml:space="preserve">9</w:t>
-          </w:r>
-          <w:r>
-            <w:fldChar w:fldCharType="end"/>
           </w:r>
           <w:r>
             <w:rPr>
@@ -821,7 +760,7 @@
           <w:pPr>
             <w:widowControl w:val="0"/>
             <w:tabs>
-              <w:tab w:val="right" w:leader="dot" w:pos="9025.511811023624"/>
+              <w:tab w:val="right" w:leader="none" w:pos="9025.511811023624"/>
             </w:tabs>
             <w:spacing w:before="60" w:lineRule="auto"/>
             <w:rPr>
@@ -830,22 +769,15 @@
               <w:u w:val="none"/>
             </w:rPr>
           </w:pPr>
-          <w:hyperlink w:anchor="">
-            <w:r>
-              <w:rPr>
-                <w:sz w:val="30"/>
-                <w:szCs w:val="30"/>
-                <w:u w:val="none"/>
-                <w:rtl w:val="0"/>
-              </w:rPr>
-              <w:t xml:space="preserve">Conclusion</w:t>
-              <w:tab/>
-            </w:r>
-          </w:hyperlink>
           <w:r>
-            <w:fldChar w:fldCharType="begin"/>
-            <w:instrText xml:space="preserve"> PAGEREF  \h </w:instrText>
-            <w:fldChar w:fldCharType="separate"/>
+            <w:rPr>
+              <w:sz w:val="30"/>
+              <w:szCs w:val="30"/>
+              <w:u w:val="none"/>
+              <w:rtl w:val="0"/>
+            </w:rPr>
+            <w:t xml:space="preserve">Conclusion</w:t>
+            <w:tab/>
           </w:r>
           <w:r>
             <w:rPr>
@@ -854,9 +786,6 @@
               <w:rtl w:val="0"/>
             </w:rPr>
             <w:t xml:space="preserve">9</w:t>
-          </w:r>
-          <w:r>
-            <w:fldChar w:fldCharType="end"/>
           </w:r>
           <w:r>
             <w:rPr>
@@ -868,7 +797,7 @@
           <w:pPr>
             <w:widowControl w:val="0"/>
             <w:tabs>
-              <w:tab w:val="right" w:leader="dot" w:pos="9025.511811023624"/>
+              <w:tab w:val="right" w:leader="none" w:pos="9025.511811023624"/>
             </w:tabs>
             <w:spacing w:before="60" w:lineRule="auto"/>
             <w:rPr>
@@ -877,22 +806,15 @@
               <w:u w:val="none"/>
             </w:rPr>
           </w:pPr>
-          <w:hyperlink w:anchor="">
-            <w:r>
-              <w:rPr>
-                <w:sz w:val="30"/>
-                <w:szCs w:val="30"/>
-                <w:u w:val="none"/>
-                <w:rtl w:val="0"/>
-              </w:rPr>
-              <w:t xml:space="preserve">Part 1. Build it and boot it</w:t>
-              <w:tab/>
-            </w:r>
-          </w:hyperlink>
           <w:r>
-            <w:fldChar w:fldCharType="begin"/>
-            <w:instrText xml:space="preserve"> PAGEREF  \h </w:instrText>
-            <w:fldChar w:fldCharType="separate"/>
+            <w:rPr>
+              <w:sz w:val="30"/>
+              <w:szCs w:val="30"/>
+              <w:u w:val="none"/>
+              <w:rtl w:val="0"/>
+            </w:rPr>
+            <w:t xml:space="preserve">Part 1. Build it and boot it</w:t>
+            <w:tab/>
           </w:r>
           <w:r>
             <w:rPr>
@@ -901,9 +823,6 @@
               <w:rtl w:val="0"/>
             </w:rPr>
             <w:t xml:space="preserve">10</w:t>
-          </w:r>
-          <w:r>
-            <w:fldChar w:fldCharType="end"/>
           </w:r>
           <w:r>
             <w:rPr>
@@ -915,7 +834,7 @@
           <w:pPr>
             <w:widowControl w:val="0"/>
             <w:tabs>
-              <w:tab w:val="right" w:leader="dot" w:pos="9025.511811023624"/>
+              <w:tab w:val="right" w:leader="none" w:pos="9025.511811023624"/>
             </w:tabs>
             <w:spacing w:before="60" w:lineRule="auto"/>
             <w:rPr>
@@ -924,22 +843,15 @@
               <w:u w:val="none"/>
             </w:rPr>
           </w:pPr>
-          <w:hyperlink w:anchor="">
-            <w:r>
-              <w:rPr>
-                <w:sz w:val="30"/>
-                <w:szCs w:val="30"/>
-                <w:u w:val="none"/>
-                <w:rtl w:val="0"/>
-              </w:rPr>
-              <w:t xml:space="preserve">Part 2. Use xv6 as the Unix it is</w:t>
-              <w:tab/>
-            </w:r>
-          </w:hyperlink>
           <w:r>
-            <w:fldChar w:fldCharType="begin"/>
-            <w:instrText xml:space="preserve"> PAGEREF  \h </w:instrText>
-            <w:fldChar w:fldCharType="separate"/>
+            <w:rPr>
+              <w:sz w:val="30"/>
+              <w:szCs w:val="30"/>
+              <w:u w:val="none"/>
+              <w:rtl w:val="0"/>
+            </w:rPr>
+            <w:t xml:space="preserve">Part 2. Use xv6 as the Unix it is</w:t>
+            <w:tab/>
           </w:r>
           <w:r>
             <w:rPr>
@@ -948,9 +860,6 @@
               <w:rtl w:val="0"/>
             </w:rPr>
             <w:t xml:space="preserve">11</w:t>
-          </w:r>
-          <w:r>
-            <w:fldChar w:fldCharType="end"/>
           </w:r>
           <w:r>
             <w:rPr>
@@ -962,7 +871,7 @@
           <w:pPr>
             <w:widowControl w:val="0"/>
             <w:tabs>
-              <w:tab w:val="right" w:leader="dot" w:pos="9025.511811023624"/>
+              <w:tab w:val="right" w:leader="none" w:pos="9025.511811023624"/>
             </w:tabs>
             <w:spacing w:before="60" w:lineRule="auto"/>
             <w:rPr>
@@ -971,22 +880,15 @@
               <w:u w:val="none"/>
             </w:rPr>
           </w:pPr>
-          <w:hyperlink w:anchor="">
-            <w:r>
-              <w:rPr>
-                <w:sz w:val="30"/>
-                <w:szCs w:val="30"/>
-                <w:u w:val="none"/>
-                <w:rtl w:val="0"/>
-              </w:rPr>
-              <w:t xml:space="preserve">Part 3. Read the source</w:t>
-              <w:tab/>
-            </w:r>
-          </w:hyperlink>
           <w:r>
-            <w:fldChar w:fldCharType="begin"/>
-            <w:instrText xml:space="preserve"> PAGEREF  \h </w:instrText>
-            <w:fldChar w:fldCharType="separate"/>
+            <w:rPr>
+              <w:sz w:val="30"/>
+              <w:szCs w:val="30"/>
+              <w:u w:val="none"/>
+              <w:rtl w:val="0"/>
+            </w:rPr>
+            <w:t xml:space="preserve">Part 3. Read the source</w:t>
+            <w:tab/>
           </w:r>
           <w:r>
             <w:rPr>
@@ -995,9 +897,6 @@
               <w:rtl w:val="0"/>
             </w:rPr>
             <w:t xml:space="preserve">12</w:t>
-          </w:r>
-          <w:r>
-            <w:fldChar w:fldCharType="end"/>
           </w:r>
           <w:r>
             <w:rPr>
@@ -1009,7 +908,7 @@
           <w:pPr>
             <w:widowControl w:val="0"/>
             <w:tabs>
-              <w:tab w:val="right" w:leader="dot" w:pos="9025.511811023624"/>
+              <w:tab w:val="right" w:leader="none" w:pos="9025.511811023624"/>
             </w:tabs>
             <w:spacing w:before="60" w:lineRule="auto"/>
             <w:rPr>
@@ -1018,22 +917,15 @@
               <w:u w:val="none"/>
             </w:rPr>
           </w:pPr>
-          <w:hyperlink w:anchor="">
-            <w:r>
-              <w:rPr>
-                <w:sz w:val="30"/>
-                <w:szCs w:val="30"/>
-                <w:u w:val="none"/>
-                <w:rtl w:val="0"/>
-              </w:rPr>
-              <w:t xml:space="preserve">Part 4. Write your first xv6 program</w:t>
-              <w:tab/>
-            </w:r>
-          </w:hyperlink>
           <w:r>
-            <w:fldChar w:fldCharType="begin"/>
-            <w:instrText xml:space="preserve"> PAGEREF  \h </w:instrText>
-            <w:fldChar w:fldCharType="separate"/>
+            <w:rPr>
+              <w:sz w:val="30"/>
+              <w:szCs w:val="30"/>
+              <w:u w:val="none"/>
+              <w:rtl w:val="0"/>
+            </w:rPr>
+            <w:t xml:space="preserve">Part 4. Write your first xv6 program</w:t>
+            <w:tab/>
           </w:r>
           <w:r>
             <w:rPr>
@@ -1042,9 +934,6 @@
               <w:rtl w:val="0"/>
             </w:rPr>
             <w:t xml:space="preserve">14</w:t>
-          </w:r>
-          <w:r>
-            <w:fldChar w:fldCharType="end"/>
           </w:r>
           <w:r>
             <w:rPr>
@@ -1056,7 +945,7 @@
           <w:pPr>
             <w:widowControl w:val="0"/>
             <w:tabs>
-              <w:tab w:val="right" w:leader="dot" w:pos="9025.511811023624"/>
+              <w:tab w:val="right" w:leader="none" w:pos="9025.511811023624"/>
             </w:tabs>
             <w:spacing w:before="60" w:lineRule="auto"/>
             <w:rPr>
@@ -1065,22 +954,15 @@
               <w:u w:val="none"/>
             </w:rPr>
           </w:pPr>
-          <w:hyperlink w:anchor="">
-            <w:r>
-              <w:rPr>
-                <w:sz w:val="30"/>
-                <w:szCs w:val="30"/>
-                <w:u w:val="none"/>
-                <w:rtl w:val="0"/>
-              </w:rPr>
-              <w:t xml:space="preserve">Conclusion</w:t>
-              <w:tab/>
-            </w:r>
-          </w:hyperlink>
           <w:r>
-            <w:fldChar w:fldCharType="begin"/>
-            <w:instrText xml:space="preserve"> PAGEREF  \h </w:instrText>
-            <w:fldChar w:fldCharType="separate"/>
+            <w:rPr>
+              <w:sz w:val="30"/>
+              <w:szCs w:val="30"/>
+              <w:u w:val="none"/>
+              <w:rtl w:val="0"/>
+            </w:rPr>
+            <w:t xml:space="preserve">Conclusion</w:t>
+            <w:tab/>
           </w:r>
           <w:r>
             <w:rPr>
@@ -1089,9 +971,6 @@
               <w:rtl w:val="0"/>
             </w:rPr>
             <w:t xml:space="preserve">15</w:t>
-          </w:r>
-          <w:r>
-            <w:fldChar w:fldCharType="end"/>
           </w:r>
           <w:r>
             <w:rPr>
@@ -1142,20 +1021,72 @@
         <w:pStyle w:val="Title"/>
         <w:spacing w:after="60" w:lineRule="auto"/>
         <w:rPr>
-          <w:color w:val="000000"/>
-        </w:rPr>
-      </w:pPr>
-      <w:r>
-        <w:rPr>
           <w:b w:val="1"/>
           <w:bCs w:val="1"/>
           <w:color w:val="000000"/>
           <w:sz w:val="40"/>
           <w:szCs w:val="40"/>
+        </w:rPr>
+      </w:pPr>
+      <w:r>
+        <w:rPr>
+          <w:b w:val="1"/>
+          <w:bCs w:val="1"/>
+          <w:color w:val="000000"/>
+          <w:sz w:val="40"/>
+          <w:szCs w:val="40"/>
           <w:rtl w:val="0"/>
         </w:rPr>
         <w:t xml:space="preserve">Lab 1 Report: The OS as a Resource Manager</w:t>
       </w:r>
+    </w:p>
+    <w:p>
+      <w:pPr>
+        <w:rPr/>
+      </w:pPr>
+      <w:r>
+        <w:rPr>
+          <w:rtl w:val="0"/>
+        </w:rPr>
+      </w:r>
+    </w:p>
+    <w:p>
+      <w:pPr>
+        <w:pStyle w:val="Heading1"/>
+        <w:rPr>
+          <w:b w:val="0"/>
+          <w:bCs w:val="0"/>
+          <w:color w:val="000000"/>
+        </w:rPr>
+      </w:pPr>
+      <w:bookmarkStart w:colFirst="0" w:colLast="0" w:name="_10d815y2mvnv" w:id="0"/>
+      <w:bookmarkEnd w:id="0"/>
+      <w:r>
+        <w:rPr>
+          <w:color w:val="000000"/>
+          <w:rtl w:val="0"/>
+        </w:rPr>
+        <w:t xml:space="preserve">Goal: </w:t>
+      </w:r>
+      <w:r>
+        <w:rPr>
+          <w:b w:val="0"/>
+          <w:bCs w:val="0"/>
+          <w:color w:val="000000"/>
+          <w:rtl w:val="0"/>
+        </w:rPr>
+        <w:t xml:space="preserve">Understand how Linux manages files, processes, memory, and devices.</w:t>
+      </w:r>
+      <w:r>
+        <w:rPr>
+          <w:rtl w:val="0"/>
+        </w:rPr>
+      </w:r>
+    </w:p>
+    <w:p>
+      <w:pPr>
+        <w:rPr/>
+      </w:pPr>
       <w:r>
         <w:rPr>
           <w:rtl w:val="0"/>
@@ -1604,12 +1535,12 @@
           <wp:inline distB="0" distT="0" distL="0" distR="0">
             <wp:extent cx="4953000" cy="2266950"/>
             <wp:effectExtent b="0" l="0" r="0" t="0"/>
-            <wp:docPr descr="terminal screenshot 19_26_23" id="1" name="image5.png"/>
+            <wp:docPr descr="terminal screenshot 19_26_23" id="3" name="image3.png"/>
             <a:graphic>
               <a:graphicData uri="http://schemas.openxmlformats.org/drawingml/2006/picture">
                 <pic:pic>
                   <pic:nvPicPr>
-                    <pic:cNvPr descr="terminal screenshot 19_26_23" id="0" name="image5.png"/>
+                    <pic:cNvPr descr="terminal screenshot 19_26_23" id="0" name="image3.png"/>
                     <pic:cNvPicPr preferRelativeResize="0"/>
                   </pic:nvPicPr>
                   <pic:blipFill>
@@ -2516,12 +2447,12 @@
           <wp:inline distB="0" distT="0" distL="0" distR="0">
             <wp:extent cx="4572000" cy="2733675"/>
             <wp:effectExtent b="0" l="0" r="0" t="0"/>
-            <wp:docPr descr="terminal screenshot 19_39_55" id="3" name="image16.png"/>
+            <wp:docPr descr="terminal screenshot 19_39_55" id="2" name="image2.png"/>
             <a:graphic>
               <a:graphicData uri="http://schemas.openxmlformats.org/drawingml/2006/picture">
                 <pic:pic>
                   <pic:nvPicPr>
-                    <pic:cNvPr descr="terminal screenshot 19_39_55" id="0" name="image16.png"/>
+                    <pic:cNvPr descr="terminal screenshot 19_39_55" id="0" name="image2.png"/>
                     <pic:cNvPicPr preferRelativeResize="0"/>
                   </pic:nvPicPr>
                   <pic:blipFill>
@@ -2585,12 +2516,12 @@
           <wp:inline distB="0" distT="0" distL="0" distR="0">
             <wp:extent cx="4572000" cy="1933575"/>
             <wp:effectExtent b="0" l="0" r="0" t="0"/>
-            <wp:docPr descr="terminal screenshot 19_42_00" id="2" name="image14.png"/>
+            <wp:docPr descr="terminal screenshot 19_42_00" id="5" name="image5.png"/>
             <a:graphic>
               <a:graphicData uri="http://schemas.openxmlformats.org/drawingml/2006/picture">
                 <pic:pic>
                   <pic:nvPicPr>
-                    <pic:cNvPr descr="terminal screenshot 19_42_00" id="0" name="image14.png"/>
+                    <pic:cNvPr descr="terminal screenshot 19_42_00" id="0" name="image5.png"/>
                     <pic:cNvPicPr preferRelativeResize="0"/>
                   </pic:nvPicPr>
                   <pic:blipFill>
@@ -2654,12 +2585,12 @@
           <wp:inline distB="0" distT="0" distL="0" distR="0">
             <wp:extent cx="4572000" cy="1000125"/>
             <wp:effectExtent b="0" l="0" r="0" t="0"/>
-            <wp:docPr descr="terminal screenshot 19_44_15" id="5" name="image17.png"/>
+            <wp:docPr descr="terminal screenshot 19_44_15" id="4" name="image4.png"/>
             <a:graphic>
               <a:graphicData uri="http://schemas.openxmlformats.org/drawingml/2006/picture">
                 <pic:pic>
                   <pic:nvPicPr>
-                    <pic:cNvPr descr="terminal screenshot 19_44_15" id="0" name="image17.png"/>
+                    <pic:cNvPr descr="terminal screenshot 19_44_15" id="0" name="image4.png"/>
                     <pic:cNvPicPr preferRelativeResize="0"/>
                   </pic:nvPicPr>
                   <pic:blipFill>
@@ -4018,12 +3949,12 @@
           <wp:inline distB="0" distT="0" distL="0" distR="0">
             <wp:extent cx="4762500" cy="2447925"/>
             <wp:effectExtent b="0" l="0" r="0" t="0"/>
-            <wp:docPr descr="terminal screenshot 19_48_22" id="4" name="image1.png"/>
+            <wp:docPr descr="terminal screenshot 19_48_22" id="7" name="image7.png"/>
             <a:graphic>
               <a:graphicData uri="http://schemas.openxmlformats.org/drawingml/2006/picture">
                 <pic:pic>
                   <pic:nvPicPr>
-                    <pic:cNvPr descr="terminal screenshot 19_48_22" id="0" name="image1.png"/>
+                    <pic:cNvPr descr="terminal screenshot 19_48_22" id="0" name="image7.png"/>
                     <pic:cNvPicPr preferRelativeResize="0"/>
                   </pic:nvPicPr>
                   <pic:blipFill>
@@ -4087,12 +4018,12 @@
           <wp:inline distB="0" distT="0" distL="0" distR="0">
             <wp:extent cx="4381500" cy="2352675"/>
             <wp:effectExtent b="0" l="0" r="0" t="0"/>
-            <wp:docPr descr="terminal screenshot 19_51_53" id="7" name="image13.png"/>
+            <wp:docPr descr="terminal screenshot 19_51_53" id="6" name="image6.png"/>
             <a:graphic>
               <a:graphicData uri="http://schemas.openxmlformats.org/drawingml/2006/picture">
                 <pic:pic>
                   <pic:nvPicPr>
-                    <pic:cNvPr descr="terminal screenshot 19_51_53" id="0" name="image13.png"/>
+                    <pic:cNvPr descr="terminal screenshot 19_51_53" id="0" name="image6.png"/>
                     <pic:cNvPicPr preferRelativeResize="0"/>
                   </pic:nvPicPr>
                   <pic:blipFill>
@@ -4168,12 +4099,12 @@
           <wp:inline distB="0" distT="0" distL="0" distR="0">
             <wp:extent cx="3810000" cy="2943225"/>
             <wp:effectExtent b="0" l="0" r="0" t="0"/>
-            <wp:docPr descr="terminal screenshot 19_56_00" id="6" name="image3.png"/>
+            <wp:docPr descr="terminal screenshot 19_56_00" id="9" name="image10.png"/>
             <a:graphic>
               <a:graphicData uri="http://schemas.openxmlformats.org/drawingml/2006/picture">
                 <pic:pic>
                   <pic:nvPicPr>
-                    <pic:cNvPr descr="terminal screenshot 19_56_00" id="0" name="image3.png"/>
+                    <pic:cNvPr descr="terminal screenshot 19_56_00" id="0" name="image10.png"/>
                     <pic:cNvPicPr preferRelativeResize="0"/>
                   </pic:nvPicPr>
                   <pic:blipFill>
@@ -4926,12 +4857,12 @@
           <wp:inline distB="0" distT="0" distL="0" distR="0">
             <wp:extent cx="4572000" cy="2085975"/>
             <wp:effectExtent b="0" l="0" r="0" t="0"/>
-            <wp:docPr descr="terminal screenshot 19_57_59" id="9" name="image11.png"/>
+            <wp:docPr descr="terminal screenshot 19_57_59" id="8" name="image8.png"/>
             <a:graphic>
               <a:graphicData uri="http://schemas.openxmlformats.org/drawingml/2006/picture">
                 <pic:pic>
                   <pic:nvPicPr>
-                    <pic:cNvPr descr="terminal screenshot 19_57_59" id="0" name="image11.png"/>
+                    <pic:cNvPr descr="terminal screenshot 19_57_59" id="0" name="image8.png"/>
                     <pic:cNvPicPr preferRelativeResize="0"/>
                   </pic:nvPicPr>
                   <pic:blipFill>
@@ -5790,12 +5721,12 @@
           <wp:inline distB="0" distT="0" distL="0" distR="0">
             <wp:extent cx="4572000" cy="3209925"/>
             <wp:effectExtent b="0" l="0" r="0" t="0"/>
-            <wp:docPr descr="terminal screenshot 20_01_31" id="8" name="image12.png"/>
+            <wp:docPr descr="terminal screenshot 20_01_31" id="12" name="image13.png"/>
             <a:graphic>
               <a:graphicData uri="http://schemas.openxmlformats.org/drawingml/2006/picture">
                 <pic:pic>
                   <pic:nvPicPr>
-                    <pic:cNvPr descr="terminal screenshot 20_01_31" id="0" name="image12.png"/>
+                    <pic:cNvPr descr="terminal screenshot 20_01_31" id="0" name="image13.png"/>
                     <pic:cNvPicPr preferRelativeResize="0"/>
                   </pic:nvPicPr>
                   <pic:blipFill>
@@ -6488,20 +6419,68 @@
         <w:pStyle w:val="Title"/>
         <w:spacing w:after="60" w:lineRule="auto"/>
         <w:rPr>
-          <w:color w:val="000000"/>
-        </w:rPr>
-      </w:pPr>
-      <w:r>
-        <w:rPr>
           <w:b w:val="1"/>
           <w:bCs w:val="1"/>
           <w:color w:val="000000"/>
           <w:sz w:val="40"/>
           <w:szCs w:val="40"/>
+        </w:rPr>
+      </w:pPr>
+      <w:r>
+        <w:rPr>
+          <w:b w:val="1"/>
+          <w:bCs w:val="1"/>
+          <w:color w:val="000000"/>
+          <w:sz w:val="40"/>
+          <w:szCs w:val="40"/>
           <w:rtl w:val="0"/>
         </w:rPr>
         <w:t xml:space="preserve">Lab 2 Report: Meet the OS You Will Build</w:t>
       </w:r>
+    </w:p>
+    <w:p>
+      <w:pPr>
+        <w:rPr/>
+      </w:pPr>
+      <w:r>
+        <w:rPr>
+          <w:rtl w:val="0"/>
+        </w:rPr>
+      </w:r>
+    </w:p>
+    <w:p>
+      <w:pPr>
+        <w:pStyle w:val="Heading1"/>
+        <w:rPr/>
+      </w:pPr>
+      <w:bookmarkStart w:colFirst="0" w:colLast="0" w:name="_sy50w4aoovxv" w:id="1"/>
+      <w:bookmarkEnd w:id="1"/>
+      <w:r>
+        <w:rPr>
+          <w:color w:val="000000"/>
+          <w:rtl w:val="0"/>
+        </w:rPr>
+        <w:t xml:space="preserve">Goal: </w:t>
+      </w:r>
+      <w:r>
+        <w:rPr>
+          <w:b w:val="0"/>
+          <w:bCs w:val="0"/>
+          <w:color w:val="000000"/>
+          <w:rtl w:val="0"/>
+        </w:rPr>
+        <w:t xml:space="preserve">Build and run xv6, explore its structure, and create a simple user program.</w:t>
+      </w:r>
+      <w:r>
+        <w:rPr>
+          <w:rtl w:val="0"/>
+        </w:rPr>
+      </w:r>
+    </w:p>
+    <w:p>
+      <w:pPr>
+        <w:rPr/>
+      </w:pPr>
       <w:r>
         <w:rPr>
           <w:rtl w:val="0"/>
@@ -6969,12 +6948,12 @@
           <wp:inline distB="0" distT="0" distL="0" distR="0">
             <wp:extent cx="4572000" cy="428625"/>
             <wp:effectExtent b="0" l="0" r="0" t="0"/>
-            <wp:docPr descr="terminal screenshot 20_18_57" id="12" name="image4.png"/>
+            <wp:docPr descr="terminal screenshot 20_18_57" id="10" name="image9.png"/>
             <a:graphic>
               <a:graphicData uri="http://schemas.openxmlformats.org/drawingml/2006/picture">
                 <pic:pic>
                   <pic:nvPicPr>
-                    <pic:cNvPr descr="terminal screenshot 20_18_57" id="0" name="image4.png"/>
+                    <pic:cNvPr descr="terminal screenshot 20_18_57" id="0" name="image9.png"/>
                     <pic:cNvPicPr preferRelativeResize="0"/>
                   </pic:nvPicPr>
                   <pic:blipFill>
@@ -7696,12 +7675,12 @@
           <wp:inline distB="0" distT="0" distL="0" distR="0">
             <wp:extent cx="4572000" cy="1933575"/>
             <wp:effectExtent b="0" l="0" r="0" t="0"/>
-            <wp:docPr descr="terminal screenshot 20_23_46" id="10" name="image8.png"/>
+            <wp:docPr descr="terminal screenshot 20_23_46" id="11" name="image11.png"/>
             <a:graphic>
               <a:graphicData uri="http://schemas.openxmlformats.org/drawingml/2006/picture">
                 <pic:pic>
                   <pic:nvPicPr>
-                    <pic:cNvPr descr="terminal screenshot 20_23_46" id="0" name="image8.png"/>
+                    <pic:cNvPr descr="terminal screenshot 20_23_46" id="0" name="image11.png"/>
                     <pic:cNvPicPr preferRelativeResize="0"/>
                   </pic:nvPicPr>
                   <pic:blipFill>
@@ -8294,12 +8273,12 @@
           <wp:inline distB="0" distT="0" distL="0" distR="0">
             <wp:extent cx="3810000" cy="3314700"/>
             <wp:effectExtent b="0" l="0" r="0" t="0"/>
-            <wp:docPr descr="terminal screenshot 20_28_50" id="11" name="image6.png"/>
+            <wp:docPr descr="terminal screenshot 20_28_50" id="13" name="image12.png"/>
             <a:graphic>
               <a:graphicData uri="http://schemas.openxmlformats.org/drawingml/2006/picture">
                 <pic:pic>
                   <pic:nvPicPr>
-                    <pic:cNvPr descr="terminal screenshot 20_28_50" id="0" name="image6.png"/>
+                    <pic:cNvPr descr="terminal screenshot 20_28_50" id="0" name="image12.png"/>
                     <pic:cNvPicPr preferRelativeResize="0"/>
                   </pic:nvPicPr>
                   <pic:blipFill>
@@ -8363,12 +8342,12 @@
           <wp:inline distB="0" distT="0" distL="0" distR="0">
             <wp:extent cx="4572000" cy="1524000"/>
             <wp:effectExtent b="0" l="0" r="0" t="0"/>
-            <wp:docPr descr="terminal screenshot 20_29_00" id="13" name="image15.png"/>
+            <wp:docPr descr="terminal screenshot 20_29_00" id="14" name="image14.png"/>
             <a:graphic>
               <a:graphicData uri="http://schemas.openxmlformats.org/drawingml/2006/picture">
                 <pic:pic>
                   <pic:nvPicPr>
-                    <pic:cNvPr descr="terminal screenshot 20_29_00" id="0" name="image15.png"/>
+                    <pic:cNvPr descr="terminal screenshot 20_29_00" id="0" name="image14.png"/>
                     <pic:cNvPicPr preferRelativeResize="0"/>
                   </pic:nvPicPr>
                   <pic:blipFill>
@@ -9328,12 +9307,12 @@
           <wp:inline distB="0" distT="0" distL="0" distR="0">
             <wp:extent cx="3810000" cy="2962275"/>
             <wp:effectExtent b="0" l="0" r="0" t="0"/>
-            <wp:docPr descr="terminal screenshot 20_32_15" id="14" name="image2.png"/>
+            <wp:docPr descr="terminal screenshot 20_32_15" id="15" name="image15.png"/>
             <a:graphic>
               <a:graphicData uri="http://schemas.openxmlformats.org/drawingml/2006/picture">
                 <pic:pic>
                   <pic:nvPicPr>
-                    <pic:cNvPr descr="terminal screenshot 20_32_15" id="0" name="image2.png"/>
+                    <pic:cNvPr descr="terminal screenshot 20_32_15" id="0" name="image15.png"/>
                     <pic:cNvPicPr preferRelativeResize="0"/>
                   </pic:nvPicPr>
                   <pic:blipFill>
@@ -9397,12 +9376,12 @@
           <wp:inline distB="0" distT="0" distL="0" distR="0">
             <wp:extent cx="4572000" cy="657225"/>
             <wp:effectExtent b="0" l="0" r="0" t="0"/>
-            <wp:docPr descr="terminal screenshot 20_32_40" id="15" name="image10.png"/>
+            <wp:docPr descr="terminal screenshot 20_32_40" id="16" name="image16.png"/>
             <a:graphic>
               <a:graphicData uri="http://schemas.openxmlformats.org/drawingml/2006/picture">
                 <pic:pic>
                   <pic:nvPicPr>
-                    <pic:cNvPr descr="terminal screenshot 20_32_40" id="0" name="image10.png"/>
+                    <pic:cNvPr descr="terminal screenshot 20_32_40" id="0" name="image16.png"/>
                     <pic:cNvPicPr preferRelativeResize="0"/>
                   </pic:nvPicPr>
                   <pic:blipFill>
@@ -10773,12 +10752,12 @@
           <wp:inline distB="0" distT="0" distL="0" distR="0">
             <wp:extent cx="4191000" cy="952500"/>
             <wp:effectExtent b="0" l="0" r="0" t="0"/>
-            <wp:docPr descr="terminal screenshot 20_43_04" id="16" name="image9.png"/>
+            <wp:docPr descr="terminal screenshot 20_43_04" id="17" name="image17.png"/>
             <a:graphic>
               <a:graphicData uri="http://schemas.openxmlformats.org/drawingml/2006/picture">
                 <pic:pic>
                   <pic:nvPicPr>
-                    <pic:cNvPr descr="terminal screenshot 20_43_04" id="0" name="image9.png"/>
+                    <pic:cNvPr descr="terminal screenshot 20_43_04" id="0" name="image17.png"/>
                     <pic:cNvPicPr preferRelativeResize="0"/>
                   </pic:nvPicPr>
                   <pic:blipFill>
@@ -10842,12 +10821,12 @@
           <wp:inline distB="0" distT="0" distL="0" distR="0">
             <wp:extent cx="2857500" cy="781050"/>
             <wp:effectExtent b="0" l="0" r="0" t="0"/>
-            <wp:docPr descr="terminal screenshot 20_47_26" id="18" name="image7.png"/>
+            <wp:docPr descr="terminal screenshot 20_47_26" id="18" name="image18.png"/>
             <a:graphic>
               <a:graphicData uri="http://schemas.openxmlformats.org/drawingml/2006/picture">
                 <pic:pic>
                   <pic:nvPicPr>
-                    <pic:cNvPr descr="terminal screenshot 20_47_26" id="0" name="image7.png"/>
+                    <pic:cNvPr descr="terminal screenshot 20_47_26" id="0" name="image18.png"/>
                     <pic:cNvPicPr preferRelativeResize="0"/>
                   </pic:nvPicPr>
                   <pic:blipFill>
